--- a/workbook/03 diodes/diodeBlank.docx
+++ b/workbook/03 diodes/diodeBlank.docx
@@ -1,6 +1,6 @@
 
 <file path=word/document.xml><?xml version="1.0" encoding="utf-8"?>
-<w:document xmlns:wpc="http://schemas.microsoft.com/office/word/2010/wordprocessingCanvas" xmlns:cx="http://schemas.microsoft.com/office/drawing/2014/chartex" xmlns:cx1="http://schemas.microsoft.com/office/drawing/2015/9/8/chartex" xmlns:cx2="http://schemas.microsoft.com/office/drawing/2015/10/21/chartex" xmlns:cx3="http://schemas.microsoft.com/office/drawing/2016/5/9/chartex" xmlns:cx4="http://schemas.microsoft.com/office/drawing/2016/5/10/chartex" xmlns:cx5="http://schemas.microsoft.com/office/drawing/2016/5/11/chartex" xmlns:cx6="http://schemas.microsoft.com/office/drawing/2016/5/12/chartex" xmlns:cx7="http://schemas.microsoft.com/office/drawing/2016/5/13/chartex" xmlns:cx8="http://schemas.microsoft.com/office/drawing/2016/5/14/chartex" xmlns:mc="http://schemas.openxmlformats.org/markup-compatibility/2006" xmlns:aink="http://schemas.microsoft.com/office/drawing/2016/ink" xmlns:am3d="http://schemas.microsoft.com/office/drawing/2017/model3d" xmlns:o="urn:schemas-microsoft-com:office:office" xmlns:oel="http://schemas.microsoft.com/office/2019/extlst" xmlns:r="http://schemas.openxmlformats.org/officeDocument/2006/relationships" xmlns:m="http://schemas.openxmlformats.org/officeDocument/2006/math" xmlns:v="urn:schemas-microsoft-com:vml" xmlns:wp14="http://schemas.microsoft.com/office/word/2010/wordprocessingDrawing" xmlns:wp="http://schemas.openxmlformats.org/drawingml/2006/wordprocessingDrawing" xmlns:w10="urn:schemas-microsoft-com:office:word" xmlns:w="http://schemas.openxmlformats.org/wordprocessingml/2006/main" xmlns:w14="http://schemas.microsoft.com/office/word/2010/wordml" xmlns:w15="http://schemas.microsoft.com/office/word/2012/wordml" xmlns:w16cei="http://schemas.microsoft.com/office/word/2026/wordml/cei" xmlns:w16cex="http://schemas.microsoft.com/office/word/2018/wordml/cex" xmlns:w16cid="http://schemas.microsoft.com/office/word/2016/wordml/cid" xmlns:w16="http://schemas.microsoft.com/office/word/2018/wordml" xmlns:w16du="http://schemas.microsoft.com/office/word/2023/wordml/word16du" xmlns:w16sdtdh="http://schemas.microsoft.com/office/word/2020/wordml/sdtdatahash" xmlns:w16sdtfl="http://schemas.microsoft.com/office/word/2024/wordml/sdtformatlock" xmlns:w16se="http://schemas.microsoft.com/office/word/2015/wordml/symex" xmlns:wpg="http://schemas.microsoft.com/office/word/2010/wordprocessingGroup" xmlns:wpi="http://schemas.microsoft.com/office/word/2010/wordprocessingInk" xmlns:wne="http://schemas.microsoft.com/office/word/2006/wordml" xmlns:wps="http://schemas.microsoft.com/office/word/2010/wordprocessingShape" mc:Ignorable="w14 w15 w16se w16cid w16 w16cex w16sdtdh w16sdtfl w16du wp14">
+<w:document xmlns:wpc="http://schemas.microsoft.com/office/word/2010/wordprocessingCanvas" xmlns:cx="http://schemas.microsoft.com/office/drawing/2014/chartex" xmlns:cx1="http://schemas.microsoft.com/office/drawing/2015/9/8/chartex" xmlns:cx2="http://schemas.microsoft.com/office/drawing/2015/10/21/chartex" xmlns:cx3="http://schemas.microsoft.com/office/drawing/2016/5/9/chartex" xmlns:cx4="http://schemas.microsoft.com/office/drawing/2016/5/10/chartex" xmlns:cx5="http://schemas.microsoft.com/office/drawing/2016/5/11/chartex" xmlns:cx6="http://schemas.microsoft.com/office/drawing/2016/5/12/chartex" xmlns:cx7="http://schemas.microsoft.com/office/drawing/2016/5/13/chartex" xmlns:cx8="http://schemas.microsoft.com/office/drawing/2016/5/14/chartex" xmlns:mc="http://schemas.openxmlformats.org/markup-compatibility/2006" xmlns:aink="http://schemas.microsoft.com/office/drawing/2016/ink" xmlns:am3d="http://schemas.microsoft.com/office/drawing/2017/model3d" xmlns:o="urn:schemas-microsoft-com:office:office" xmlns:oel="http://schemas.microsoft.com/office/2019/extlst" xmlns:r="http://schemas.openxmlformats.org/officeDocument/2006/relationships" xmlns:m="http://schemas.openxmlformats.org/officeDocument/2006/math" xmlns:v="urn:schemas-microsoft-com:vml" xmlns:wp14="http://schemas.microsoft.com/office/word/2010/wordprocessingDrawing" xmlns:wp="http://schemas.openxmlformats.org/drawingml/2006/wordprocessingDrawing" xmlns:w10="urn:schemas-microsoft-com:office:word" xmlns:w="http://schemas.openxmlformats.org/wordprocessingml/2006/main" xmlns:w14="http://schemas.microsoft.com/office/word/2010/wordml" xmlns:w15="http://schemas.microsoft.com/office/word/2012/wordml" xmlns:w16cex="http://schemas.microsoft.com/office/word/2018/wordml/cex" xmlns:w16cid="http://schemas.microsoft.com/office/word/2016/wordml/cid" xmlns:w16="http://schemas.microsoft.com/office/word/2018/wordml" xmlns:w16du="http://schemas.microsoft.com/office/word/2023/wordml/word16du" xmlns:w16sdtdh="http://schemas.microsoft.com/office/word/2020/wordml/sdtdatahash" xmlns:w16sdtfl="http://schemas.microsoft.com/office/word/2024/wordml/sdtformatlock" xmlns:w16se="http://schemas.microsoft.com/office/word/2015/wordml/symex" xmlns:wpg="http://schemas.microsoft.com/office/word/2010/wordprocessingGroup" xmlns:wpi="http://schemas.microsoft.com/office/word/2010/wordprocessingInk" xmlns:wne="http://schemas.microsoft.com/office/word/2006/wordml" xmlns:wps="http://schemas.microsoft.com/office/word/2010/wordprocessingShape" mc:Ignorable="w14 w15 w16se w16cid w16 w16cex w16sdtdh w16sdtfl w16du wp14">
   <w:body>
     <w:p>
       <w:pPr>
@@ -53,7 +53,15 @@
         </w:rPr>
       </w:pPr>
       <w:r>
-        <w:t xml:space="preserve">Write your answers in the table shown on the next page.  </w:t>
+        <w:t xml:space="preserve">Write your answers </w:t>
+      </w:r>
+      <w:proofErr w:type="gramStart"/>
+      <w:r>
+        <w:t>in</w:t>
+      </w:r>
+      <w:proofErr w:type="gramEnd"/>
+      <w:r>
+        <w:t xml:space="preserve"> the table shown on the next page.  </w:t>
       </w:r>
     </w:p>
     <w:p>
@@ -1702,7 +1710,15 @@
         </w:rPr>
       </w:pPr>
       <w:r>
-        <w:t xml:space="preserve">Write your answers in the table shown on the next page.  </w:t>
+        <w:t xml:space="preserve">Write your answers </w:t>
+      </w:r>
+      <w:proofErr w:type="gramStart"/>
+      <w:r>
+        <w:t>in</w:t>
+      </w:r>
+      <w:proofErr w:type="gramEnd"/>
+      <w:r>
+        <w:t xml:space="preserve"> the table shown on the next page.  </w:t>
       </w:r>
     </w:p>
     <w:p>
@@ -1746,7 +1762,15 @@
         </w:numPr>
       </w:pPr>
       <w:r>
-        <w:t>Note, the current source energizing all the circuits!</w:t>
+        <w:t xml:space="preserve">Note, the current source </w:t>
+      </w:r>
+      <w:proofErr w:type="gramStart"/>
+      <w:r>
+        <w:t>energizing</w:t>
+      </w:r>
+      <w:proofErr w:type="gramEnd"/>
+      <w:r>
+        <w:t xml:space="preserve"> all the circuits!</w:t>
       </w:r>
     </w:p>
     <w:p>
@@ -3370,7 +3394,15 @@
         </w:rPr>
       </w:pPr>
       <w:r>
-        <w:t xml:space="preserve">Write your answers in the table shown on the next page.  </w:t>
+        <w:t xml:space="preserve">Write your answers </w:t>
+      </w:r>
+      <w:proofErr w:type="gramStart"/>
+      <w:r>
+        <w:t>in</w:t>
+      </w:r>
+      <w:proofErr w:type="gramEnd"/>
+      <w:r>
+        <w:t xml:space="preserve"> the table shown on the next page.  </w:t>
       </w:r>
     </w:p>
     <w:p>
@@ -5865,7 +5897,25 @@
           <w:sz w:val="28"/>
           <w:szCs w:val="28"/>
         </w:rPr>
-        <w:t>, typically about 0.7V.  However, Zener diodes have a trick, when the reverse biased voltage exceeds the Zener diodes’ Zener voltage it conducts current from the cathode to the diode while clamping the voltage at the Zener voltage -V</w:t>
+        <w:t xml:space="preserve">, typically about 0.7V.  However, Zener diodes have a trick, when the reverse biased voltage exceeds the Zener diodes’ Zener </w:t>
+      </w:r>
+      <w:proofErr w:type="gramStart"/>
+      <w:r>
+        <w:rPr>
+          <w:rFonts w:asciiTheme="minorHAnsi" w:hAnsiTheme="minorHAnsi" w:cstheme="minorHAnsi"/>
+          <w:sz w:val="28"/>
+          <w:szCs w:val="28"/>
+        </w:rPr>
+        <w:t>voltage it</w:t>
+      </w:r>
+      <w:proofErr w:type="gramEnd"/>
+      <w:r>
+        <w:rPr>
+          <w:rFonts w:asciiTheme="minorHAnsi" w:hAnsiTheme="minorHAnsi" w:cstheme="minorHAnsi"/>
+          <w:sz w:val="28"/>
+          <w:szCs w:val="28"/>
+        </w:rPr>
+        <w:t xml:space="preserve"> conducts current from the cathode to the diode while clamping the voltage at the Zener voltage -V</w:t>
       </w:r>
       <w:r>
         <w:rPr>
@@ -5882,7 +5932,25 @@
           <w:sz w:val="28"/>
           <w:szCs w:val="28"/>
         </w:rPr>
-        <w:t>.  Manufactures of Zener diodes produce them with a variety of Zener voltages.  In order to maintain a clamped reverse biased voltage, a Zener diode must pass at least -I</w:t>
+        <w:t xml:space="preserve">.  Manufactures of Zener diodes produce them with a variety of Zener voltages.  </w:t>
+      </w:r>
+      <w:proofErr w:type="gramStart"/>
+      <w:r>
+        <w:rPr>
+          <w:rFonts w:asciiTheme="minorHAnsi" w:hAnsiTheme="minorHAnsi" w:cstheme="minorHAnsi"/>
+          <w:sz w:val="28"/>
+          <w:szCs w:val="28"/>
+        </w:rPr>
+        <w:t>In order to</w:t>
+      </w:r>
+      <w:proofErr w:type="gramEnd"/>
+      <w:r>
+        <w:rPr>
+          <w:rFonts w:asciiTheme="minorHAnsi" w:hAnsiTheme="minorHAnsi" w:cstheme="minorHAnsi"/>
+          <w:sz w:val="28"/>
+          <w:szCs w:val="28"/>
+        </w:rPr>
+        <w:t xml:space="preserve"> maintain a clamped reverse biased voltage, a Zener diode must pass at least -I</w:t>
       </w:r>
       <w:r>
         <w:rPr>
@@ -6065,7 +6133,23 @@
         <w:t>AC circuits with diodes and resistors</w:t>
       </w:r>
       <w:r>
-        <w:t xml:space="preserve"> section and combines them to produce a larger voltage than the input voltage.  Before starting on this analysis, you must first have successfully completed all the problems in the </w:t>
+        <w:t xml:space="preserve"> section and combines them to produce a larger voltage than the input voltage.  Before starting on this analysis, you must </w:t>
+      </w:r>
+      <w:proofErr w:type="gramStart"/>
+      <w:r>
+        <w:t>first have</w:t>
+      </w:r>
+      <w:proofErr w:type="gramEnd"/>
+      <w:r>
+        <w:t xml:space="preserve"> successfully </w:t>
+      </w:r>
+      <w:proofErr w:type="gramStart"/>
+      <w:r>
+        <w:t>completed</w:t>
+      </w:r>
+      <w:proofErr w:type="gramEnd"/>
+      <w:r>
+        <w:t xml:space="preserve"> all the problems in the </w:t>
       </w:r>
       <w:r>
         <w:rPr>
@@ -6212,7 +6296,7 @@
               </wp:anchor>
             </w:drawing>
           </mc:Choice>
-          <mc:Fallback>
+          <mc:Fallback xmlns:w16cei="http://schemas.microsoft.com/office/word/2026/wordml/cei">
             <w:pict>
               <v:shapetype w14:anchorId="02181F64" id="_x0000_t202" coordsize="21600,21600" o:spt="202" path="m,l,21600r21600,l21600,xe">
                 <v:stroke joinstyle="miter"/>
@@ -6321,7 +6405,7 @@
               </wp:anchor>
             </w:drawing>
           </mc:Choice>
-          <mc:Fallback>
+          <mc:Fallback xmlns:w16cei="http://schemas.microsoft.com/office/word/2026/wordml/cei">
             <w:pict>
               <v:shape w14:anchorId="22025D4D" id="_x0000_s1027" type="#_x0000_t202" style="position:absolute;left:0;text-align:left;margin-left:30.3pt;margin-top:56.6pt;width:425.15pt;height:28.3pt;z-index:251738112;visibility:visible;mso-wrap-style:square;mso-width-percent:0;mso-height-percent:0;mso-wrap-distance-left:9pt;mso-wrap-distance-top:3.6pt;mso-wrap-distance-right:9pt;mso-wrap-distance-bottom:3.6pt;mso-position-horizontal:absolute;mso-position-horizontal-relative:text;mso-position-vertical:absolute;mso-position-vertical-relative:text;mso-width-percent:0;mso-height-percent:0;mso-width-relative:margin;mso-height-relative:margin;v-text-anchor:top" o:gfxdata="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">
                 <v:textbox>
@@ -6336,7 +6420,15 @@
         </mc:AlternateContent>
       </w:r>
       <w:r>
-        <w:t xml:space="preserve">The circuit outlined in orange gets it input from </w:t>
+        <w:t xml:space="preserve">The circuit outlined in orange gets </w:t>
+      </w:r>
+      <w:proofErr w:type="gramStart"/>
+      <w:r>
+        <w:t>it</w:t>
+      </w:r>
+      <w:proofErr w:type="gramEnd"/>
+      <w:r>
+        <w:t xml:space="preserve"> input from </w:t>
       </w:r>
       <w:r>
         <w:rPr>
@@ -6436,7 +6528,7 @@
               </wp:anchor>
             </w:drawing>
           </mc:Choice>
-          <mc:Fallback>
+          <mc:Fallback xmlns:w16cei="http://schemas.microsoft.com/office/word/2026/wordml/cei">
             <w:pict>
               <v:shape w14:anchorId="64471B60" id="_x0000_s1028" type="#_x0000_t202" style="position:absolute;left:0;text-align:left;margin-left:30.55pt;margin-top:60pt;width:425.2pt;height:28.3pt;z-index:251739136;visibility:visible;mso-wrap-style:square;mso-width-percent:0;mso-height-percent:0;mso-wrap-distance-left:9pt;mso-wrap-distance-top:3.6pt;mso-wrap-distance-right:9pt;mso-wrap-distance-bottom:3.6pt;mso-position-horizontal:absolute;mso-position-horizontal-relative:text;mso-position-vertical:absolute;mso-position-vertical-relative:text;mso-width-percent:0;mso-height-percent:0;mso-width-relative:margin;mso-height-relative:margin;v-text-anchor:top" o:gfxdata="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">
                 <v:textbox>
@@ -6451,7 +6543,15 @@
         </mc:AlternateContent>
       </w:r>
       <w:r>
-        <w:t xml:space="preserve">The circuit outlined in yellow gets it input from </w:t>
+        <w:t xml:space="preserve">The circuit outlined in yellow gets </w:t>
+      </w:r>
+      <w:proofErr w:type="gramStart"/>
+      <w:r>
+        <w:t>it</w:t>
+      </w:r>
+      <w:proofErr w:type="gramEnd"/>
+      <w:r>
+        <w:t xml:space="preserve"> input from </w:t>
       </w:r>
       <w:r>
         <w:rPr>
@@ -6493,7 +6593,15 @@
         </w:numPr>
       </w:pPr>
       <w:r>
-        <w:t>The circuit outlined in green gets it input from C</w:t>
+        <w:t xml:space="preserve">The circuit outlined in green gets </w:t>
+      </w:r>
+      <w:proofErr w:type="gramStart"/>
+      <w:r>
+        <w:t>it</w:t>
+      </w:r>
+      <w:proofErr w:type="gramEnd"/>
+      <w:r>
+        <w:t xml:space="preserve"> input from C</w:t>
       </w:r>
       <w:r>
         <w:t xml:space="preserve"> </w:t>
@@ -6590,7 +6698,7 @@
               </wp:anchor>
             </w:drawing>
           </mc:Choice>
-          <mc:Fallback>
+          <mc:Fallback xmlns:w16cei="http://schemas.microsoft.com/office/word/2026/wordml/cei">
             <w:pict>
               <v:shape w14:anchorId="60B7E621" id="_x0000_s1029" type="#_x0000_t202" style="position:absolute;left:0;text-align:left;margin-left:30.55pt;margin-top:.2pt;width:425.2pt;height:28.3pt;z-index:251740160;visibility:visible;mso-wrap-style:square;mso-width-percent:0;mso-height-percent:0;mso-wrap-distance-left:9pt;mso-wrap-distance-top:3.6pt;mso-wrap-distance-right:9pt;mso-wrap-distance-bottom:3.6pt;mso-position-horizontal:absolute;mso-position-horizontal-relative:text;mso-position-vertical:absolute;mso-position-vertical-relative:text;mso-width-percent:0;mso-height-percent:0;mso-width-relative:margin;mso-height-relative:margin;v-text-anchor:top" o:gfxdata="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">
                 <v:textbox>
@@ -6755,7 +6863,23 @@
         <w:t xml:space="preserve"> XM-L2 High Power LED</w:t>
       </w:r>
       <w:r>
-        <w:t xml:space="preserve"> using either a current source or voltage source, the choice is yours.  The LED has a I vs. V curve is shown in </w:t>
+        <w:t xml:space="preserve"> using either a current source or voltage source, the choice is yours.  The LED has </w:t>
+      </w:r>
+      <w:proofErr w:type="gramStart"/>
+      <w:r>
+        <w:t>a I</w:t>
+      </w:r>
+      <w:proofErr w:type="gramEnd"/>
+      <w:r>
+        <w:t xml:space="preserve"> vs. V </w:t>
+      </w:r>
+      <w:proofErr w:type="gramStart"/>
+      <w:r>
+        <w:t>curve is</w:t>
+      </w:r>
+      <w:proofErr w:type="gramEnd"/>
+      <w:r>
+        <w:t xml:space="preserve"> shown in </w:t>
       </w:r>
       <w:r>
         <w:fldChar w:fldCharType="begin"/>
@@ -6957,7 +7081,7 @@
               </wp:anchor>
             </w:drawing>
           </mc:Choice>
-          <mc:Fallback>
+          <mc:Fallback xmlns:w16cei="http://schemas.microsoft.com/office/word/2026/wordml/cei">
             <w:pict>
               <v:shape w14:anchorId="48CED8BB" id="_x0000_s1030" type="#_x0000_t202" style="position:absolute;left:0;text-align:left;margin-left:37pt;margin-top:18.1pt;width:425.2pt;height:28.3pt;z-index:251741184;visibility:visible;mso-wrap-style:square;mso-width-percent:0;mso-height-percent:0;mso-wrap-distance-left:9pt;mso-wrap-distance-top:3.6pt;mso-wrap-distance-right:9pt;mso-wrap-distance-bottom:3.6pt;mso-position-horizontal:absolute;mso-position-horizontal-relative:text;mso-position-vertical:absolute;mso-position-vertical-relative:text;mso-width-percent:0;mso-height-percent:0;mso-width-relative:margin;mso-height-relative:margin;v-text-anchor:top" o:gfxdata="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">
                 <v:textbox>
@@ -7052,7 +7176,7 @@
               </wp:anchor>
             </w:drawing>
           </mc:Choice>
-          <mc:Fallback>
+          <mc:Fallback xmlns:w16cei="http://schemas.microsoft.com/office/word/2026/wordml/cei">
             <w:pict>
               <v:shape w14:anchorId="1133E1A8" id="_x0000_s1031" type="#_x0000_t202" style="position:absolute;left:0;text-align:left;margin-left:37pt;margin-top:29.7pt;width:425.2pt;height:28.3pt;z-index:251742208;visibility:visible;mso-wrap-style:square;mso-width-percent:0;mso-height-percent:0;mso-wrap-distance-left:9pt;mso-wrap-distance-top:3.6pt;mso-wrap-distance-right:9pt;mso-wrap-distance-bottom:3.6pt;mso-position-horizontal:absolute;mso-position-horizontal-relative:text;mso-position-vertical:absolute;mso-position-vertical-relative:text;mso-width-percent:0;mso-height-percent:0;mso-width-relative:margin;mso-height-relative:margin;v-text-anchor:top" o:gfxdata="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">
                 <v:textbox>
@@ -7170,7 +7294,7 @@
               </wp:anchor>
             </w:drawing>
           </mc:Choice>
-          <mc:Fallback>
+          <mc:Fallback xmlns:w16cei="http://schemas.microsoft.com/office/word/2026/wordml/cei">
             <w:pict>
               <v:shape w14:anchorId="47E6B446" id="_x0000_s1032" type="#_x0000_t202" style="position:absolute;left:0;text-align:left;margin-left:37pt;margin-top:58.95pt;width:425.15pt;height:28.3pt;z-index:251743232;visibility:visible;mso-wrap-style:square;mso-width-percent:0;mso-height-percent:0;mso-wrap-distance-left:9pt;mso-wrap-distance-top:3.6pt;mso-wrap-distance-right:9pt;mso-wrap-distance-bottom:3.6pt;mso-position-horizontal:absolute;mso-position-horizontal-relative:text;mso-position-vertical:absolute;mso-position-vertical-relative:text;mso-width-percent:0;mso-height-percent:0;mso-width-relative:margin;mso-height-relative:margin;v-text-anchor:top" o:gfxdata="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">
                 <v:textbox>
@@ -7309,7 +7433,7 @@
               </wp:anchor>
             </w:drawing>
           </mc:Choice>
-          <mc:Fallback>
+          <mc:Fallback xmlns:w16cei="http://schemas.microsoft.com/office/word/2026/wordml/cei">
             <w:pict>
               <v:shape w14:anchorId="7CD953DB" id="_x0000_s1033" type="#_x0000_t202" style="position:absolute;left:0;text-align:left;margin-left:37pt;margin-top:19.45pt;width:425.15pt;height:28.3pt;z-index:251744256;visibility:visible;mso-wrap-style:square;mso-width-percent:0;mso-height-percent:0;mso-wrap-distance-left:9pt;mso-wrap-distance-top:3.6pt;mso-wrap-distance-right:9pt;mso-wrap-distance-bottom:3.6pt;mso-position-horizontal:absolute;mso-position-horizontal-relative:text;mso-position-vertical:absolute;mso-position-vertical-relative:text;mso-width-percent:0;mso-height-percent:0;mso-width-relative:margin;mso-height-relative:margin;v-text-anchor:top" o:gfxdata="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">
                 <v:textbox>
@@ -7426,7 +7550,7 @@
               </wp:anchor>
             </w:drawing>
           </mc:Choice>
-          <mc:Fallback>
+          <mc:Fallback xmlns:w16cei="http://schemas.microsoft.com/office/word/2026/wordml/cei">
             <w:pict>
               <v:shape w14:anchorId="2C65321B" id="_x0000_s1034" type="#_x0000_t202" style="position:absolute;left:0;text-align:left;margin-left:37.35pt;margin-top:4.95pt;width:425.2pt;height:28.3pt;z-index:251745280;visibility:visible;mso-wrap-style:square;mso-width-percent:0;mso-height-percent:0;mso-wrap-distance-left:9pt;mso-wrap-distance-top:3.6pt;mso-wrap-distance-right:9pt;mso-wrap-distance-bottom:3.6pt;mso-position-horizontal:absolute;mso-position-horizontal-relative:text;mso-position-vertical:absolute;mso-position-vertical-relative:text;mso-width-percent:0;mso-height-percent:0;mso-width-relative:margin;mso-height-relative:margin;v-text-anchor:top" o:gfxdata="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">
                 <v:textbox>
@@ -7517,7 +7641,7 @@
               </wp:anchor>
             </w:drawing>
           </mc:Choice>
-          <mc:Fallback>
+          <mc:Fallback xmlns:w16cei="http://schemas.microsoft.com/office/word/2026/wordml/cei">
             <w:pict>
               <v:shape w14:anchorId="51FE40F7" id="_x0000_s1035" type="#_x0000_t202" style="position:absolute;left:0;text-align:left;margin-left:37.3pt;margin-top:42.65pt;width:425.2pt;height:28.3pt;z-index:251746304;visibility:visible;mso-wrap-style:square;mso-width-percent:0;mso-height-percent:0;mso-wrap-distance-left:9pt;mso-wrap-distance-top:3.6pt;mso-wrap-distance-right:9pt;mso-wrap-distance-bottom:3.6pt;mso-position-horizontal:absolute;mso-position-horizontal-relative:text;mso-position-vertical:absolute;mso-position-vertical-relative:text;mso-width-percent:0;mso-height-percent:0;mso-width-relative:margin;mso-height-relative:margin;v-text-anchor:top" o:gfxdata="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">
                 <v:textbox>
@@ -7618,7 +7742,7 @@
               </wp:anchor>
             </w:drawing>
           </mc:Choice>
-          <mc:Fallback>
+          <mc:Fallback xmlns:w16cei="http://schemas.microsoft.com/office/word/2026/wordml/cei">
             <w:pict>
               <v:shape w14:anchorId="3CB6F021" id="_x0000_s1036" type="#_x0000_t202" style="position:absolute;left:0;text-align:left;margin-left:37.35pt;margin-top:2.15pt;width:425.2pt;height:70.15pt;z-index:251747328;visibility:visible;mso-wrap-style:square;mso-width-percent:0;mso-height-percent:0;mso-wrap-distance-left:9pt;mso-wrap-distance-top:3.6pt;mso-wrap-distance-right:9pt;mso-wrap-distance-bottom:3.6pt;mso-position-horizontal:absolute;mso-position-horizontal-relative:text;mso-position-vertical:absolute;mso-position-vertical-relative:text;mso-width-percent:0;mso-height-percent:0;mso-width-relative:margin;mso-height-relative:margin;v-text-anchor:top" o:gfxdata="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">
                 <v:textbox>
@@ -7719,7 +7843,7 @@
               </wp:anchor>
             </w:drawing>
           </mc:Choice>
-          <mc:Fallback>
+          <mc:Fallback xmlns:w16cei="http://schemas.microsoft.com/office/word/2026/wordml/cei">
             <w:pict>
               <v:shape w14:anchorId="5E5E73C8" id="_x0000_s1037" type="#_x0000_t202" style="position:absolute;left:0;text-align:left;margin-left:37.2pt;margin-top:19.45pt;width:425.2pt;height:70.15pt;z-index:251748352;visibility:visible;mso-wrap-style:square;mso-width-percent:0;mso-height-percent:0;mso-wrap-distance-left:9pt;mso-wrap-distance-top:3.6pt;mso-wrap-distance-right:9pt;mso-wrap-distance-bottom:3.6pt;mso-position-horizontal:absolute;mso-position-horizontal-relative:text;mso-position-vertical:absolute;mso-position-vertical-relative:text;mso-width-percent:0;mso-height-percent:0;mso-width-relative:margin;mso-height-relative:margin;v-text-anchor:top" o:gfxdata="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">
                 <v:textbox>
@@ -7899,25 +8023,15 @@
         <w:t>Vdc</w:t>
       </w:r>
       <w:r>
-        <w:t xml:space="preserve"> signals.  To do this ignore the diode and the 100kΩ resistor and use superposition to determine </w:t>
+        <w:t xml:space="preserve"> signals.  To do this, ignore the diode and the 100kΩ resistor and use superposition to determine </w:t>
       </w:r>
       <w:proofErr w:type="spellStart"/>
       <w:r>
-        <w:t>Vout</w:t>
+        <w:t>Vsuper</w:t>
       </w:r>
       <w:proofErr w:type="spellEnd"/>
       <w:r>
-        <w:t xml:space="preserve">.  Note that the </w:t>
-      </w:r>
-      <w:r>
-        <w:rPr>
-          <w:i/>
-          <w:iCs/>
-        </w:rPr>
-        <w:t>Vdc</w:t>
-      </w:r>
-      <w:r>
-        <w:t xml:space="preserve"> signal is a square wave that alternates between 0V and 10V at 10kHz (see graph below).  If you are having a problem with this open the workbook to the Review section and find the </w:t>
+        <w:t xml:space="preserve">.   If you are having difficulty with this, look for the solutions to the HW#1, </w:t>
       </w:r>
       <w:r>
         <w:rPr>
@@ -7927,7 +8041,15 @@
         <w:t>Practical Application – Coupling AC signal on a DC bias</w:t>
       </w:r>
       <w:r>
-        <w:t xml:space="preserve"> section.   You could also use the simulator for some hints.</w:t>
+        <w:t xml:space="preserve">.  Note, you should treat the Vdc signal as a DC signal while it </w:t>
+      </w:r>
+      <w:proofErr w:type="gramStart"/>
+      <w:r>
+        <w:t>at  10</w:t>
+      </w:r>
+      <w:proofErr w:type="gramEnd"/>
+      <w:r>
+        <w:t>V or 0V.</w:t>
       </w:r>
     </w:p>
     <w:p>
@@ -8068,7 +8190,7 @@
 </file>
 
 <file path=word/endnotes.xml><?xml version="1.0" encoding="utf-8"?>
-<w:endnotes xmlns:wpc="http://schemas.microsoft.com/office/word/2010/wordprocessingCanvas" xmlns:cx="http://schemas.microsoft.com/office/drawing/2014/chartex" xmlns:cx1="http://schemas.microsoft.com/office/drawing/2015/9/8/chartex" xmlns:cx2="http://schemas.microsoft.com/office/drawing/2015/10/21/chartex" xmlns:cx3="http://schemas.microsoft.com/office/drawing/2016/5/9/chartex" xmlns:cx4="http://schemas.microsoft.com/office/drawing/2016/5/10/chartex" xmlns:cx5="http://schemas.microsoft.com/office/drawing/2016/5/11/chartex" xmlns:cx6="http://schemas.microsoft.com/office/drawing/2016/5/12/chartex" xmlns:cx7="http://schemas.microsoft.com/office/drawing/2016/5/13/chartex" xmlns:cx8="http://schemas.microsoft.com/office/drawing/2016/5/14/chartex" xmlns:mc="http://schemas.openxmlformats.org/markup-compatibility/2006" xmlns:aink="http://schemas.microsoft.com/office/drawing/2016/ink" xmlns:am3d="http://schemas.microsoft.com/office/drawing/2017/model3d" xmlns:o="urn:schemas-microsoft-com:office:office" xmlns:oel="http://schemas.microsoft.com/office/2019/extlst" xmlns:r="http://schemas.openxmlformats.org/officeDocument/2006/relationships" xmlns:m="http://schemas.openxmlformats.org/officeDocument/2006/math" xmlns:v="urn:schemas-microsoft-com:vml" xmlns:wp14="http://schemas.microsoft.com/office/word/2010/wordprocessingDrawing" xmlns:wp="http://schemas.openxmlformats.org/drawingml/2006/wordprocessingDrawing" xmlns:w10="urn:schemas-microsoft-com:office:word" xmlns:w="http://schemas.openxmlformats.org/wordprocessingml/2006/main" xmlns:w14="http://schemas.microsoft.com/office/word/2010/wordml" xmlns:w15="http://schemas.microsoft.com/office/word/2012/wordml" xmlns:w16cei="http://schemas.microsoft.com/office/word/2026/wordml/cei" xmlns:w16cex="http://schemas.microsoft.com/office/word/2018/wordml/cex" xmlns:w16cid="http://schemas.microsoft.com/office/word/2016/wordml/cid" xmlns:w16="http://schemas.microsoft.com/office/word/2018/wordml" xmlns:w16du="http://schemas.microsoft.com/office/word/2023/wordml/word16du" xmlns:w16sdtdh="http://schemas.microsoft.com/office/word/2020/wordml/sdtdatahash" xmlns:w16sdtfl="http://schemas.microsoft.com/office/word/2024/wordml/sdtformatlock" xmlns:w16se="http://schemas.microsoft.com/office/word/2015/wordml/symex" xmlns:wpg="http://schemas.microsoft.com/office/word/2010/wordprocessingGroup" xmlns:wpi="http://schemas.microsoft.com/office/word/2010/wordprocessingInk" xmlns:wne="http://schemas.microsoft.com/office/word/2006/wordml" xmlns:wps="http://schemas.microsoft.com/office/word/2010/wordprocessingShape" mc:Ignorable="w14 w15 w16se w16cid w16 w16cex w16sdtdh w16sdtfl w16du wp14">
+<w:endnotes xmlns:wpc="http://schemas.microsoft.com/office/word/2010/wordprocessingCanvas" xmlns:cx="http://schemas.microsoft.com/office/drawing/2014/chartex" xmlns:cx1="http://schemas.microsoft.com/office/drawing/2015/9/8/chartex" xmlns:cx2="http://schemas.microsoft.com/office/drawing/2015/10/21/chartex" xmlns:cx3="http://schemas.microsoft.com/office/drawing/2016/5/9/chartex" xmlns:cx4="http://schemas.microsoft.com/office/drawing/2016/5/10/chartex" xmlns:cx5="http://schemas.microsoft.com/office/drawing/2016/5/11/chartex" xmlns:cx6="http://schemas.microsoft.com/office/drawing/2016/5/12/chartex" xmlns:cx7="http://schemas.microsoft.com/office/drawing/2016/5/13/chartex" xmlns:cx8="http://schemas.microsoft.com/office/drawing/2016/5/14/chartex" xmlns:mc="http://schemas.openxmlformats.org/markup-compatibility/2006" xmlns:aink="http://schemas.microsoft.com/office/drawing/2016/ink" xmlns:am3d="http://schemas.microsoft.com/office/drawing/2017/model3d" xmlns:o="urn:schemas-microsoft-com:office:office" xmlns:oel="http://schemas.microsoft.com/office/2019/extlst" xmlns:r="http://schemas.openxmlformats.org/officeDocument/2006/relationships" xmlns:m="http://schemas.openxmlformats.org/officeDocument/2006/math" xmlns:v="urn:schemas-microsoft-com:vml" xmlns:wp14="http://schemas.microsoft.com/office/word/2010/wordprocessingDrawing" xmlns:wp="http://schemas.openxmlformats.org/drawingml/2006/wordprocessingDrawing" xmlns:w10="urn:schemas-microsoft-com:office:word" xmlns:w="http://schemas.openxmlformats.org/wordprocessingml/2006/main" xmlns:w14="http://schemas.microsoft.com/office/word/2010/wordml" xmlns:w15="http://schemas.microsoft.com/office/word/2012/wordml" xmlns:w16cex="http://schemas.microsoft.com/office/word/2018/wordml/cex" xmlns:w16cid="http://schemas.microsoft.com/office/word/2016/wordml/cid" xmlns:w16="http://schemas.microsoft.com/office/word/2018/wordml" xmlns:w16du="http://schemas.microsoft.com/office/word/2023/wordml/word16du" xmlns:w16sdtdh="http://schemas.microsoft.com/office/word/2020/wordml/sdtdatahash" xmlns:w16sdtfl="http://schemas.microsoft.com/office/word/2024/wordml/sdtformatlock" xmlns:w16se="http://schemas.microsoft.com/office/word/2015/wordml/symex" xmlns:wpg="http://schemas.microsoft.com/office/word/2010/wordprocessingGroup" xmlns:wpi="http://schemas.microsoft.com/office/word/2010/wordprocessingInk" xmlns:wne="http://schemas.microsoft.com/office/word/2006/wordml" xmlns:wps="http://schemas.microsoft.com/office/word/2010/wordprocessingShape" mc:Ignorable="w14 w15 w16se w16cid w16 w16cex w16sdtdh w16sdtfl w16du wp14">
   <w:endnote w:type="separator" w:id="-1">
     <w:p>
       <w:pPr>
@@ -8093,7 +8215,7 @@
 </file>
 
 <file path=word/footer1.xml><?xml version="1.0" encoding="utf-8"?>
-<w:ftr xmlns:wpc="http://schemas.microsoft.com/office/word/2010/wordprocessingCanvas" xmlns:cx="http://schemas.microsoft.com/office/drawing/2014/chartex" xmlns:cx1="http://schemas.microsoft.com/office/drawing/2015/9/8/chartex" xmlns:cx2="http://schemas.microsoft.com/office/drawing/2015/10/21/chartex" xmlns:cx3="http://schemas.microsoft.com/office/drawing/2016/5/9/chartex" xmlns:cx4="http://schemas.microsoft.com/office/drawing/2016/5/10/chartex" xmlns:cx5="http://schemas.microsoft.com/office/drawing/2016/5/11/chartex" xmlns:cx6="http://schemas.microsoft.com/office/drawing/2016/5/12/chartex" xmlns:cx7="http://schemas.microsoft.com/office/drawing/2016/5/13/chartex" xmlns:cx8="http://schemas.microsoft.com/office/drawing/2016/5/14/chartex" xmlns:mc="http://schemas.openxmlformats.org/markup-compatibility/2006" xmlns:aink="http://schemas.microsoft.com/office/drawing/2016/ink" xmlns:am3d="http://schemas.microsoft.com/office/drawing/2017/model3d" xmlns:o="urn:schemas-microsoft-com:office:office" xmlns:oel="http://schemas.microsoft.com/office/2019/extlst" xmlns:r="http://schemas.openxmlformats.org/officeDocument/2006/relationships" xmlns:m="http://schemas.openxmlformats.org/officeDocument/2006/math" xmlns:v="urn:schemas-microsoft-com:vml" xmlns:wp14="http://schemas.microsoft.com/office/word/2010/wordprocessingDrawing" xmlns:wp="http://schemas.openxmlformats.org/drawingml/2006/wordprocessingDrawing" xmlns:w10="urn:schemas-microsoft-com:office:word" xmlns:w="http://schemas.openxmlformats.org/wordprocessingml/2006/main" xmlns:w14="http://schemas.microsoft.com/office/word/2010/wordml" xmlns:w15="http://schemas.microsoft.com/office/word/2012/wordml" xmlns:w16cei="http://schemas.microsoft.com/office/word/2026/wordml/cei" xmlns:w16cex="http://schemas.microsoft.com/office/word/2018/wordml/cex" xmlns:w16cid="http://schemas.microsoft.com/office/word/2016/wordml/cid" xmlns:w16="http://schemas.microsoft.com/office/word/2018/wordml" xmlns:w16du="http://schemas.microsoft.com/office/word/2023/wordml/word16du" xmlns:w16sdtdh="http://schemas.microsoft.com/office/word/2020/wordml/sdtdatahash" xmlns:w16sdtfl="http://schemas.microsoft.com/office/word/2024/wordml/sdtformatlock" xmlns:w16se="http://schemas.microsoft.com/office/word/2015/wordml/symex" xmlns:wpg="http://schemas.microsoft.com/office/word/2010/wordprocessingGroup" xmlns:wpi="http://schemas.microsoft.com/office/word/2010/wordprocessingInk" xmlns:wne="http://schemas.microsoft.com/office/word/2006/wordml" xmlns:wps="http://schemas.microsoft.com/office/word/2010/wordprocessingShape" mc:Ignorable="w14 w15 w16se w16cid w16 w16cex w16sdtdh w16sdtfl w16du wp14">
+<w:ftr xmlns:wpc="http://schemas.microsoft.com/office/word/2010/wordprocessingCanvas" xmlns:cx="http://schemas.microsoft.com/office/drawing/2014/chartex" xmlns:cx1="http://schemas.microsoft.com/office/drawing/2015/9/8/chartex" xmlns:cx2="http://schemas.microsoft.com/office/drawing/2015/10/21/chartex" xmlns:cx3="http://schemas.microsoft.com/office/drawing/2016/5/9/chartex" xmlns:cx4="http://schemas.microsoft.com/office/drawing/2016/5/10/chartex" xmlns:cx5="http://schemas.microsoft.com/office/drawing/2016/5/11/chartex" xmlns:cx6="http://schemas.microsoft.com/office/drawing/2016/5/12/chartex" xmlns:cx7="http://schemas.microsoft.com/office/drawing/2016/5/13/chartex" xmlns:cx8="http://schemas.microsoft.com/office/drawing/2016/5/14/chartex" xmlns:mc="http://schemas.openxmlformats.org/markup-compatibility/2006" xmlns:aink="http://schemas.microsoft.com/office/drawing/2016/ink" xmlns:am3d="http://schemas.microsoft.com/office/drawing/2017/model3d" xmlns:o="urn:schemas-microsoft-com:office:office" xmlns:oel="http://schemas.microsoft.com/office/2019/extlst" xmlns:r="http://schemas.openxmlformats.org/officeDocument/2006/relationships" xmlns:m="http://schemas.openxmlformats.org/officeDocument/2006/math" xmlns:v="urn:schemas-microsoft-com:vml" xmlns:wp14="http://schemas.microsoft.com/office/word/2010/wordprocessingDrawing" xmlns:wp="http://schemas.openxmlformats.org/drawingml/2006/wordprocessingDrawing" xmlns:w10="urn:schemas-microsoft-com:office:word" xmlns:w="http://schemas.openxmlformats.org/wordprocessingml/2006/main" xmlns:w14="http://schemas.microsoft.com/office/word/2010/wordml" xmlns:w15="http://schemas.microsoft.com/office/word/2012/wordml" xmlns:w16cex="http://schemas.microsoft.com/office/word/2018/wordml/cex" xmlns:w16cid="http://schemas.microsoft.com/office/word/2016/wordml/cid" xmlns:w16="http://schemas.microsoft.com/office/word/2018/wordml" xmlns:w16du="http://schemas.microsoft.com/office/word/2023/wordml/word16du" xmlns:w16sdtdh="http://schemas.microsoft.com/office/word/2020/wordml/sdtdatahash" xmlns:w16sdtfl="http://schemas.microsoft.com/office/word/2024/wordml/sdtformatlock" xmlns:w16se="http://schemas.microsoft.com/office/word/2015/wordml/symex" xmlns:wpg="http://schemas.microsoft.com/office/word/2010/wordprocessingGroup" xmlns:wpi="http://schemas.microsoft.com/office/word/2010/wordprocessingInk" xmlns:wne="http://schemas.microsoft.com/office/word/2006/wordml" xmlns:wps="http://schemas.microsoft.com/office/word/2010/wordprocessingShape" mc:Ignorable="w14 w15 w16se w16cid w16 w16cex w16sdtdh w16sdtfl w16du wp14">
   <w:p>
     <w:pPr>
       <w:spacing w:after="0" w:line="259" w:lineRule="auto"/>
@@ -8144,7 +8266,7 @@
 </file>
 
 <file path=word/footer2.xml><?xml version="1.0" encoding="utf-8"?>
-<w:ftr xmlns:wpc="http://schemas.microsoft.com/office/word/2010/wordprocessingCanvas" xmlns:cx="http://schemas.microsoft.com/office/drawing/2014/chartex" xmlns:cx1="http://schemas.microsoft.com/office/drawing/2015/9/8/chartex" xmlns:cx2="http://schemas.microsoft.com/office/drawing/2015/10/21/chartex" xmlns:cx3="http://schemas.microsoft.com/office/drawing/2016/5/9/chartex" xmlns:cx4="http://schemas.microsoft.com/office/drawing/2016/5/10/chartex" xmlns:cx5="http://schemas.microsoft.com/office/drawing/2016/5/11/chartex" xmlns:cx6="http://schemas.microsoft.com/office/drawing/2016/5/12/chartex" xmlns:cx7="http://schemas.microsoft.com/office/drawing/2016/5/13/chartex" xmlns:cx8="http://schemas.microsoft.com/office/drawing/2016/5/14/chartex" xmlns:mc="http://schemas.openxmlformats.org/markup-compatibility/2006" xmlns:aink="http://schemas.microsoft.com/office/drawing/2016/ink" xmlns:am3d="http://schemas.microsoft.com/office/drawing/2017/model3d" xmlns:o="urn:schemas-microsoft-com:office:office" xmlns:oel="http://schemas.microsoft.com/office/2019/extlst" xmlns:r="http://schemas.openxmlformats.org/officeDocument/2006/relationships" xmlns:m="http://schemas.openxmlformats.org/officeDocument/2006/math" xmlns:v="urn:schemas-microsoft-com:vml" xmlns:wp14="http://schemas.microsoft.com/office/word/2010/wordprocessingDrawing" xmlns:wp="http://schemas.openxmlformats.org/drawingml/2006/wordprocessingDrawing" xmlns:w10="urn:schemas-microsoft-com:office:word" xmlns:w="http://schemas.openxmlformats.org/wordprocessingml/2006/main" xmlns:w14="http://schemas.microsoft.com/office/word/2010/wordml" xmlns:w15="http://schemas.microsoft.com/office/word/2012/wordml" xmlns:w16cei="http://schemas.microsoft.com/office/word/2026/wordml/cei" xmlns:w16cex="http://schemas.microsoft.com/office/word/2018/wordml/cex" xmlns:w16cid="http://schemas.microsoft.com/office/word/2016/wordml/cid" xmlns:w16="http://schemas.microsoft.com/office/word/2018/wordml" xmlns:w16du="http://schemas.microsoft.com/office/word/2023/wordml/word16du" xmlns:w16sdtdh="http://schemas.microsoft.com/office/word/2020/wordml/sdtdatahash" xmlns:w16sdtfl="http://schemas.microsoft.com/office/word/2024/wordml/sdtformatlock" xmlns:w16se="http://schemas.microsoft.com/office/word/2015/wordml/symex" xmlns:wpg="http://schemas.microsoft.com/office/word/2010/wordprocessingGroup" xmlns:wpi="http://schemas.microsoft.com/office/word/2010/wordprocessingInk" xmlns:wne="http://schemas.microsoft.com/office/word/2006/wordml" xmlns:wps="http://schemas.microsoft.com/office/word/2010/wordprocessingShape" mc:Ignorable="w14 w15 w16se w16cid w16 w16cex w16sdtdh w16sdtfl w16du wp14">
+<w:ftr xmlns:wpc="http://schemas.microsoft.com/office/word/2010/wordprocessingCanvas" xmlns:cx="http://schemas.microsoft.com/office/drawing/2014/chartex" xmlns:cx1="http://schemas.microsoft.com/office/drawing/2015/9/8/chartex" xmlns:cx2="http://schemas.microsoft.com/office/drawing/2015/10/21/chartex" xmlns:cx3="http://schemas.microsoft.com/office/drawing/2016/5/9/chartex" xmlns:cx4="http://schemas.microsoft.com/office/drawing/2016/5/10/chartex" xmlns:cx5="http://schemas.microsoft.com/office/drawing/2016/5/11/chartex" xmlns:cx6="http://schemas.microsoft.com/office/drawing/2016/5/12/chartex" xmlns:cx7="http://schemas.microsoft.com/office/drawing/2016/5/13/chartex" xmlns:cx8="http://schemas.microsoft.com/office/drawing/2016/5/14/chartex" xmlns:mc="http://schemas.openxmlformats.org/markup-compatibility/2006" xmlns:aink="http://schemas.microsoft.com/office/drawing/2016/ink" xmlns:am3d="http://schemas.microsoft.com/office/drawing/2017/model3d" xmlns:o="urn:schemas-microsoft-com:office:office" xmlns:oel="http://schemas.microsoft.com/office/2019/extlst" xmlns:r="http://schemas.openxmlformats.org/officeDocument/2006/relationships" xmlns:m="http://schemas.openxmlformats.org/officeDocument/2006/math" xmlns:v="urn:schemas-microsoft-com:vml" xmlns:wp14="http://schemas.microsoft.com/office/word/2010/wordprocessingDrawing" xmlns:wp="http://schemas.openxmlformats.org/drawingml/2006/wordprocessingDrawing" xmlns:w10="urn:schemas-microsoft-com:office:word" xmlns:w="http://schemas.openxmlformats.org/wordprocessingml/2006/main" xmlns:w14="http://schemas.microsoft.com/office/word/2010/wordml" xmlns:w15="http://schemas.microsoft.com/office/word/2012/wordml" xmlns:w16cex="http://schemas.microsoft.com/office/word/2018/wordml/cex" xmlns:w16cid="http://schemas.microsoft.com/office/word/2016/wordml/cid" xmlns:w16="http://schemas.microsoft.com/office/word/2018/wordml" xmlns:w16du="http://schemas.microsoft.com/office/word/2023/wordml/word16du" xmlns:w16sdtdh="http://schemas.microsoft.com/office/word/2020/wordml/sdtdatahash" xmlns:w16sdtfl="http://schemas.microsoft.com/office/word/2024/wordml/sdtformatlock" xmlns:w16se="http://schemas.microsoft.com/office/word/2015/wordml/symex" xmlns:wpg="http://schemas.microsoft.com/office/word/2010/wordprocessingGroup" xmlns:wpi="http://schemas.microsoft.com/office/word/2010/wordprocessingInk" xmlns:wne="http://schemas.microsoft.com/office/word/2006/wordml" xmlns:wps="http://schemas.microsoft.com/office/word/2010/wordprocessingShape" mc:Ignorable="w14 w15 w16se w16cid w16 w16cex w16sdtdh w16sdtfl w16du wp14">
   <w:p>
     <w:pPr>
       <w:spacing w:after="0" w:line="259" w:lineRule="auto"/>
@@ -8184,7 +8306,7 @@
 </file>
 
 <file path=word/footer3.xml><?xml version="1.0" encoding="utf-8"?>
-<w:ftr xmlns:wpc="http://schemas.microsoft.com/office/word/2010/wordprocessingCanvas" xmlns:cx="http://schemas.microsoft.com/office/drawing/2014/chartex" xmlns:cx1="http://schemas.microsoft.com/office/drawing/2015/9/8/chartex" xmlns:cx2="http://schemas.microsoft.com/office/drawing/2015/10/21/chartex" xmlns:cx3="http://schemas.microsoft.com/office/drawing/2016/5/9/chartex" xmlns:cx4="http://schemas.microsoft.com/office/drawing/2016/5/10/chartex" xmlns:cx5="http://schemas.microsoft.com/office/drawing/2016/5/11/chartex" xmlns:cx6="http://schemas.microsoft.com/office/drawing/2016/5/12/chartex" xmlns:cx7="http://schemas.microsoft.com/office/drawing/2016/5/13/chartex" xmlns:cx8="http://schemas.microsoft.com/office/drawing/2016/5/14/chartex" xmlns:mc="http://schemas.openxmlformats.org/markup-compatibility/2006" xmlns:aink="http://schemas.microsoft.com/office/drawing/2016/ink" xmlns:am3d="http://schemas.microsoft.com/office/drawing/2017/model3d" xmlns:o="urn:schemas-microsoft-com:office:office" xmlns:oel="http://schemas.microsoft.com/office/2019/extlst" xmlns:r="http://schemas.openxmlformats.org/officeDocument/2006/relationships" xmlns:m="http://schemas.openxmlformats.org/officeDocument/2006/math" xmlns:v="urn:schemas-microsoft-com:vml" xmlns:wp14="http://schemas.microsoft.com/office/word/2010/wordprocessingDrawing" xmlns:wp="http://schemas.openxmlformats.org/drawingml/2006/wordprocessingDrawing" xmlns:w10="urn:schemas-microsoft-com:office:word" xmlns:w="http://schemas.openxmlformats.org/wordprocessingml/2006/main" xmlns:w14="http://schemas.microsoft.com/office/word/2010/wordml" xmlns:w15="http://schemas.microsoft.com/office/word/2012/wordml" xmlns:w16cei="http://schemas.microsoft.com/office/word/2026/wordml/cei" xmlns:w16cex="http://schemas.microsoft.com/office/word/2018/wordml/cex" xmlns:w16cid="http://schemas.microsoft.com/office/word/2016/wordml/cid" xmlns:w16="http://schemas.microsoft.com/office/word/2018/wordml" xmlns:w16du="http://schemas.microsoft.com/office/word/2023/wordml/word16du" xmlns:w16sdtdh="http://schemas.microsoft.com/office/word/2020/wordml/sdtdatahash" xmlns:w16sdtfl="http://schemas.microsoft.com/office/word/2024/wordml/sdtformatlock" xmlns:w16se="http://schemas.microsoft.com/office/word/2015/wordml/symex" xmlns:wpg="http://schemas.microsoft.com/office/word/2010/wordprocessingGroup" xmlns:wpi="http://schemas.microsoft.com/office/word/2010/wordprocessingInk" xmlns:wne="http://schemas.microsoft.com/office/word/2006/wordml" xmlns:wps="http://schemas.microsoft.com/office/word/2010/wordprocessingShape" mc:Ignorable="w14 w15 w16se w16cid w16 w16cex w16sdtdh w16sdtfl w16du wp14">
+<w:ftr xmlns:wpc="http://schemas.microsoft.com/office/word/2010/wordprocessingCanvas" xmlns:cx="http://schemas.microsoft.com/office/drawing/2014/chartex" xmlns:cx1="http://schemas.microsoft.com/office/drawing/2015/9/8/chartex" xmlns:cx2="http://schemas.microsoft.com/office/drawing/2015/10/21/chartex" xmlns:cx3="http://schemas.microsoft.com/office/drawing/2016/5/9/chartex" xmlns:cx4="http://schemas.microsoft.com/office/drawing/2016/5/10/chartex" xmlns:cx5="http://schemas.microsoft.com/office/drawing/2016/5/11/chartex" xmlns:cx6="http://schemas.microsoft.com/office/drawing/2016/5/12/chartex" xmlns:cx7="http://schemas.microsoft.com/office/drawing/2016/5/13/chartex" xmlns:cx8="http://schemas.microsoft.com/office/drawing/2016/5/14/chartex" xmlns:mc="http://schemas.openxmlformats.org/markup-compatibility/2006" xmlns:aink="http://schemas.microsoft.com/office/drawing/2016/ink" xmlns:am3d="http://schemas.microsoft.com/office/drawing/2017/model3d" xmlns:o="urn:schemas-microsoft-com:office:office" xmlns:oel="http://schemas.microsoft.com/office/2019/extlst" xmlns:r="http://schemas.openxmlformats.org/officeDocument/2006/relationships" xmlns:m="http://schemas.openxmlformats.org/officeDocument/2006/math" xmlns:v="urn:schemas-microsoft-com:vml" xmlns:wp14="http://schemas.microsoft.com/office/word/2010/wordprocessingDrawing" xmlns:wp="http://schemas.openxmlformats.org/drawingml/2006/wordprocessingDrawing" xmlns:w10="urn:schemas-microsoft-com:office:word" xmlns:w="http://schemas.openxmlformats.org/wordprocessingml/2006/main" xmlns:w14="http://schemas.microsoft.com/office/word/2010/wordml" xmlns:w15="http://schemas.microsoft.com/office/word/2012/wordml" xmlns:w16cex="http://schemas.microsoft.com/office/word/2018/wordml/cex" xmlns:w16cid="http://schemas.microsoft.com/office/word/2016/wordml/cid" xmlns:w16="http://schemas.microsoft.com/office/word/2018/wordml" xmlns:w16du="http://schemas.microsoft.com/office/word/2023/wordml/word16du" xmlns:w16sdtdh="http://schemas.microsoft.com/office/word/2020/wordml/sdtdatahash" xmlns:w16sdtfl="http://schemas.microsoft.com/office/word/2024/wordml/sdtformatlock" xmlns:w16se="http://schemas.microsoft.com/office/word/2015/wordml/symex" xmlns:wpg="http://schemas.microsoft.com/office/word/2010/wordprocessingGroup" xmlns:wpi="http://schemas.microsoft.com/office/word/2010/wordprocessingInk" xmlns:wne="http://schemas.microsoft.com/office/word/2006/wordml" xmlns:wps="http://schemas.microsoft.com/office/word/2010/wordprocessingShape" mc:Ignorable="w14 w15 w16se w16cid w16 w16cex w16sdtdh w16sdtfl w16du wp14">
   <w:p>
     <w:pPr>
       <w:spacing w:after="0" w:line="259" w:lineRule="auto"/>
@@ -8227,7 +8349,7 @@
 </file>
 
 <file path=word/footnotes.xml><?xml version="1.0" encoding="utf-8"?>
-<w:footnotes xmlns:wpc="http://schemas.microsoft.com/office/word/2010/wordprocessingCanvas" xmlns:cx="http://schemas.microsoft.com/office/drawing/2014/chartex" xmlns:cx1="http://schemas.microsoft.com/office/drawing/2015/9/8/chartex" xmlns:cx2="http://schemas.microsoft.com/office/drawing/2015/10/21/chartex" xmlns:cx3="http://schemas.microsoft.com/office/drawing/2016/5/9/chartex" xmlns:cx4="http://schemas.microsoft.com/office/drawing/2016/5/10/chartex" xmlns:cx5="http://schemas.microsoft.com/office/drawing/2016/5/11/chartex" xmlns:cx6="http://schemas.microsoft.com/office/drawing/2016/5/12/chartex" xmlns:cx7="http://schemas.microsoft.com/office/drawing/2016/5/13/chartex" xmlns:cx8="http://schemas.microsoft.com/office/drawing/2016/5/14/chartex" xmlns:mc="http://schemas.openxmlformats.org/markup-compatibility/2006" xmlns:aink="http://schemas.microsoft.com/office/drawing/2016/ink" xmlns:am3d="http://schemas.microsoft.com/office/drawing/2017/model3d" xmlns:o="urn:schemas-microsoft-com:office:office" xmlns:oel="http://schemas.microsoft.com/office/2019/extlst" xmlns:r="http://schemas.openxmlformats.org/officeDocument/2006/relationships" xmlns:m="http://schemas.openxmlformats.org/officeDocument/2006/math" xmlns:v="urn:schemas-microsoft-com:vml" xmlns:wp14="http://schemas.microsoft.com/office/word/2010/wordprocessingDrawing" xmlns:wp="http://schemas.openxmlformats.org/drawingml/2006/wordprocessingDrawing" xmlns:w10="urn:schemas-microsoft-com:office:word" xmlns:w="http://schemas.openxmlformats.org/wordprocessingml/2006/main" xmlns:w14="http://schemas.microsoft.com/office/word/2010/wordml" xmlns:w15="http://schemas.microsoft.com/office/word/2012/wordml" xmlns:w16cei="http://schemas.microsoft.com/office/word/2026/wordml/cei" xmlns:w16cex="http://schemas.microsoft.com/office/word/2018/wordml/cex" xmlns:w16cid="http://schemas.microsoft.com/office/word/2016/wordml/cid" xmlns:w16="http://schemas.microsoft.com/office/word/2018/wordml" xmlns:w16du="http://schemas.microsoft.com/office/word/2023/wordml/word16du" xmlns:w16sdtdh="http://schemas.microsoft.com/office/word/2020/wordml/sdtdatahash" xmlns:w16sdtfl="http://schemas.microsoft.com/office/word/2024/wordml/sdtformatlock" xmlns:w16se="http://schemas.microsoft.com/office/word/2015/wordml/symex" xmlns:wpg="http://schemas.microsoft.com/office/word/2010/wordprocessingGroup" xmlns:wpi="http://schemas.microsoft.com/office/word/2010/wordprocessingInk" xmlns:wne="http://schemas.microsoft.com/office/word/2006/wordml" xmlns:wps="http://schemas.microsoft.com/office/word/2010/wordprocessingShape" mc:Ignorable="w14 w15 w16se w16cid w16 w16cex w16sdtdh w16sdtfl w16du wp14">
+<w:footnotes xmlns:wpc="http://schemas.microsoft.com/office/word/2010/wordprocessingCanvas" xmlns:cx="http://schemas.microsoft.com/office/drawing/2014/chartex" xmlns:cx1="http://schemas.microsoft.com/office/drawing/2015/9/8/chartex" xmlns:cx2="http://schemas.microsoft.com/office/drawing/2015/10/21/chartex" xmlns:cx3="http://schemas.microsoft.com/office/drawing/2016/5/9/chartex" xmlns:cx4="http://schemas.microsoft.com/office/drawing/2016/5/10/chartex" xmlns:cx5="http://schemas.microsoft.com/office/drawing/2016/5/11/chartex" xmlns:cx6="http://schemas.microsoft.com/office/drawing/2016/5/12/chartex" xmlns:cx7="http://schemas.microsoft.com/office/drawing/2016/5/13/chartex" xmlns:cx8="http://schemas.microsoft.com/office/drawing/2016/5/14/chartex" xmlns:mc="http://schemas.openxmlformats.org/markup-compatibility/2006" xmlns:aink="http://schemas.microsoft.com/office/drawing/2016/ink" xmlns:am3d="http://schemas.microsoft.com/office/drawing/2017/model3d" xmlns:o="urn:schemas-microsoft-com:office:office" xmlns:oel="http://schemas.microsoft.com/office/2019/extlst" xmlns:r="http://schemas.openxmlformats.org/officeDocument/2006/relationships" xmlns:m="http://schemas.openxmlformats.org/officeDocument/2006/math" xmlns:v="urn:schemas-microsoft-com:vml" xmlns:wp14="http://schemas.microsoft.com/office/word/2010/wordprocessingDrawing" xmlns:wp="http://schemas.openxmlformats.org/drawingml/2006/wordprocessingDrawing" xmlns:w10="urn:schemas-microsoft-com:office:word" xmlns:w="http://schemas.openxmlformats.org/wordprocessingml/2006/main" xmlns:w14="http://schemas.microsoft.com/office/word/2010/wordml" xmlns:w15="http://schemas.microsoft.com/office/word/2012/wordml" xmlns:w16cex="http://schemas.microsoft.com/office/word/2018/wordml/cex" xmlns:w16cid="http://schemas.microsoft.com/office/word/2016/wordml/cid" xmlns:w16="http://schemas.microsoft.com/office/word/2018/wordml" xmlns:w16du="http://schemas.microsoft.com/office/word/2023/wordml/word16du" xmlns:w16sdtdh="http://schemas.microsoft.com/office/word/2020/wordml/sdtdatahash" xmlns:w16sdtfl="http://schemas.microsoft.com/office/word/2024/wordml/sdtformatlock" xmlns:w16se="http://schemas.microsoft.com/office/word/2015/wordml/symex" xmlns:wpg="http://schemas.microsoft.com/office/word/2010/wordprocessingGroup" xmlns:wpi="http://schemas.microsoft.com/office/word/2010/wordprocessingInk" xmlns:wne="http://schemas.microsoft.com/office/word/2006/wordml" xmlns:wps="http://schemas.microsoft.com/office/word/2010/wordprocessingShape" mc:Ignorable="w14 w15 w16se w16cid w16 w16cex w16sdtdh w16sdtfl w16du wp14">
   <w:footnote w:type="separator" w:id="-1">
     <w:p>
       <w:pPr>
@@ -8252,7 +8374,7 @@
 </file>
 
 <file path=word/header1.xml><?xml version="1.0" encoding="utf-8"?>
-<w:hdr xmlns:wpc="http://schemas.microsoft.com/office/word/2010/wordprocessingCanvas" xmlns:cx="http://schemas.microsoft.com/office/drawing/2014/chartex" xmlns:cx1="http://schemas.microsoft.com/office/drawing/2015/9/8/chartex" xmlns:cx2="http://schemas.microsoft.com/office/drawing/2015/10/21/chartex" xmlns:cx3="http://schemas.microsoft.com/office/drawing/2016/5/9/chartex" xmlns:cx4="http://schemas.microsoft.com/office/drawing/2016/5/10/chartex" xmlns:cx5="http://schemas.microsoft.com/office/drawing/2016/5/11/chartex" xmlns:cx6="http://schemas.microsoft.com/office/drawing/2016/5/12/chartex" xmlns:cx7="http://schemas.microsoft.com/office/drawing/2016/5/13/chartex" xmlns:cx8="http://schemas.microsoft.com/office/drawing/2016/5/14/chartex" xmlns:mc="http://schemas.openxmlformats.org/markup-compatibility/2006" xmlns:aink="http://schemas.microsoft.com/office/drawing/2016/ink" xmlns:am3d="http://schemas.microsoft.com/office/drawing/2017/model3d" xmlns:o="urn:schemas-microsoft-com:office:office" xmlns:oel="http://schemas.microsoft.com/office/2019/extlst" xmlns:r="http://schemas.openxmlformats.org/officeDocument/2006/relationships" xmlns:m="http://schemas.openxmlformats.org/officeDocument/2006/math" xmlns:v="urn:schemas-microsoft-com:vml" xmlns:wp14="http://schemas.microsoft.com/office/word/2010/wordprocessingDrawing" xmlns:wp="http://schemas.openxmlformats.org/drawingml/2006/wordprocessingDrawing" xmlns:w10="urn:schemas-microsoft-com:office:word" xmlns:w="http://schemas.openxmlformats.org/wordprocessingml/2006/main" xmlns:w14="http://schemas.microsoft.com/office/word/2010/wordml" xmlns:w15="http://schemas.microsoft.com/office/word/2012/wordml" xmlns:w16cei="http://schemas.microsoft.com/office/word/2026/wordml/cei" xmlns:w16cex="http://schemas.microsoft.com/office/word/2018/wordml/cex" xmlns:w16cid="http://schemas.microsoft.com/office/word/2016/wordml/cid" xmlns:w16="http://schemas.microsoft.com/office/word/2018/wordml" xmlns:w16du="http://schemas.microsoft.com/office/word/2023/wordml/word16du" xmlns:w16sdtdh="http://schemas.microsoft.com/office/word/2020/wordml/sdtdatahash" xmlns:w16sdtfl="http://schemas.microsoft.com/office/word/2024/wordml/sdtformatlock" xmlns:w16se="http://schemas.microsoft.com/office/word/2015/wordml/symex" xmlns:wpg="http://schemas.microsoft.com/office/word/2010/wordprocessingGroup" xmlns:wpi="http://schemas.microsoft.com/office/word/2010/wordprocessingInk" xmlns:wne="http://schemas.microsoft.com/office/word/2006/wordml" xmlns:wps="http://schemas.microsoft.com/office/word/2010/wordprocessingShape" mc:Ignorable="w14 w15 w16se w16cid w16 w16cex w16sdtdh w16sdtfl w16du wp14">
+<w:hdr xmlns:wpc="http://schemas.microsoft.com/office/word/2010/wordprocessingCanvas" xmlns:cx="http://schemas.microsoft.com/office/drawing/2014/chartex" xmlns:cx1="http://schemas.microsoft.com/office/drawing/2015/9/8/chartex" xmlns:cx2="http://schemas.microsoft.com/office/drawing/2015/10/21/chartex" xmlns:cx3="http://schemas.microsoft.com/office/drawing/2016/5/9/chartex" xmlns:cx4="http://schemas.microsoft.com/office/drawing/2016/5/10/chartex" xmlns:cx5="http://schemas.microsoft.com/office/drawing/2016/5/11/chartex" xmlns:cx6="http://schemas.microsoft.com/office/drawing/2016/5/12/chartex" xmlns:cx7="http://schemas.microsoft.com/office/drawing/2016/5/13/chartex" xmlns:cx8="http://schemas.microsoft.com/office/drawing/2016/5/14/chartex" xmlns:mc="http://schemas.openxmlformats.org/markup-compatibility/2006" xmlns:aink="http://schemas.microsoft.com/office/drawing/2016/ink" xmlns:am3d="http://schemas.microsoft.com/office/drawing/2017/model3d" xmlns:o="urn:schemas-microsoft-com:office:office" xmlns:oel="http://schemas.microsoft.com/office/2019/extlst" xmlns:r="http://schemas.openxmlformats.org/officeDocument/2006/relationships" xmlns:m="http://schemas.openxmlformats.org/officeDocument/2006/math" xmlns:v="urn:schemas-microsoft-com:vml" xmlns:wp14="http://schemas.microsoft.com/office/word/2010/wordprocessingDrawing" xmlns:wp="http://schemas.openxmlformats.org/drawingml/2006/wordprocessingDrawing" xmlns:w10="urn:schemas-microsoft-com:office:word" xmlns:w="http://schemas.openxmlformats.org/wordprocessingml/2006/main" xmlns:w14="http://schemas.microsoft.com/office/word/2010/wordml" xmlns:w15="http://schemas.microsoft.com/office/word/2012/wordml" xmlns:w16cex="http://schemas.microsoft.com/office/word/2018/wordml/cex" xmlns:w16cid="http://schemas.microsoft.com/office/word/2016/wordml/cid" xmlns:w16="http://schemas.microsoft.com/office/word/2018/wordml" xmlns:w16du="http://schemas.microsoft.com/office/word/2023/wordml/word16du" xmlns:w16sdtdh="http://schemas.microsoft.com/office/word/2020/wordml/sdtdatahash" xmlns:w16sdtfl="http://schemas.microsoft.com/office/word/2024/wordml/sdtformatlock" xmlns:w16se="http://schemas.microsoft.com/office/word/2015/wordml/symex" xmlns:wpg="http://schemas.microsoft.com/office/word/2010/wordprocessingGroup" xmlns:wpi="http://schemas.microsoft.com/office/word/2010/wordprocessingInk" xmlns:wne="http://schemas.microsoft.com/office/word/2006/wordml" xmlns:wps="http://schemas.microsoft.com/office/word/2010/wordprocessingShape" mc:Ignorable="w14 w15 w16se w16cid w16 w16cex w16sdtdh w16sdtfl w16du wp14">
   <w:p>
     <w:pPr>
       <w:spacing w:after="0" w:line="259" w:lineRule="auto"/>
@@ -8328,7 +8450,7 @@
 </file>
 
 <file path=word/header2.xml><?xml version="1.0" encoding="utf-8"?>
-<w:hdr xmlns:wpc="http://schemas.microsoft.com/office/word/2010/wordprocessingCanvas" xmlns:cx="http://schemas.microsoft.com/office/drawing/2014/chartex" xmlns:cx1="http://schemas.microsoft.com/office/drawing/2015/9/8/chartex" xmlns:cx2="http://schemas.microsoft.com/office/drawing/2015/10/21/chartex" xmlns:cx3="http://schemas.microsoft.com/office/drawing/2016/5/9/chartex" xmlns:cx4="http://schemas.microsoft.com/office/drawing/2016/5/10/chartex" xmlns:cx5="http://schemas.microsoft.com/office/drawing/2016/5/11/chartex" xmlns:cx6="http://schemas.microsoft.com/office/drawing/2016/5/12/chartex" xmlns:cx7="http://schemas.microsoft.com/office/drawing/2016/5/13/chartex" xmlns:cx8="http://schemas.microsoft.com/office/drawing/2016/5/14/chartex" xmlns:mc="http://schemas.openxmlformats.org/markup-compatibility/2006" xmlns:aink="http://schemas.microsoft.com/office/drawing/2016/ink" xmlns:am3d="http://schemas.microsoft.com/office/drawing/2017/model3d" xmlns:o="urn:schemas-microsoft-com:office:office" xmlns:oel="http://schemas.microsoft.com/office/2019/extlst" xmlns:r="http://schemas.openxmlformats.org/officeDocument/2006/relationships" xmlns:m="http://schemas.openxmlformats.org/officeDocument/2006/math" xmlns:v="urn:schemas-microsoft-com:vml" xmlns:wp14="http://schemas.microsoft.com/office/word/2010/wordprocessingDrawing" xmlns:wp="http://schemas.openxmlformats.org/drawingml/2006/wordprocessingDrawing" xmlns:w10="urn:schemas-microsoft-com:office:word" xmlns:w="http://schemas.openxmlformats.org/wordprocessingml/2006/main" xmlns:w14="http://schemas.microsoft.com/office/word/2010/wordml" xmlns:w15="http://schemas.microsoft.com/office/word/2012/wordml" xmlns:w16cei="http://schemas.microsoft.com/office/word/2026/wordml/cei" xmlns:w16cex="http://schemas.microsoft.com/office/word/2018/wordml/cex" xmlns:w16cid="http://schemas.microsoft.com/office/word/2016/wordml/cid" xmlns:w16="http://schemas.microsoft.com/office/word/2018/wordml" xmlns:w16du="http://schemas.microsoft.com/office/word/2023/wordml/word16du" xmlns:w16sdtdh="http://schemas.microsoft.com/office/word/2020/wordml/sdtdatahash" xmlns:w16sdtfl="http://schemas.microsoft.com/office/word/2024/wordml/sdtformatlock" xmlns:w16se="http://schemas.microsoft.com/office/word/2015/wordml/symex" xmlns:wpg="http://schemas.microsoft.com/office/word/2010/wordprocessingGroup" xmlns:wpi="http://schemas.microsoft.com/office/word/2010/wordprocessingInk" xmlns:wne="http://schemas.microsoft.com/office/word/2006/wordml" xmlns:wps="http://schemas.microsoft.com/office/word/2010/wordprocessingShape" mc:Ignorable="w14 w15 w16se w16cid w16 w16cex w16sdtdh w16sdtfl w16du wp14">
+<w:hdr xmlns:wpc="http://schemas.microsoft.com/office/word/2010/wordprocessingCanvas" xmlns:cx="http://schemas.microsoft.com/office/drawing/2014/chartex" xmlns:cx1="http://schemas.microsoft.com/office/drawing/2015/9/8/chartex" xmlns:cx2="http://schemas.microsoft.com/office/drawing/2015/10/21/chartex" xmlns:cx3="http://schemas.microsoft.com/office/drawing/2016/5/9/chartex" xmlns:cx4="http://schemas.microsoft.com/office/drawing/2016/5/10/chartex" xmlns:cx5="http://schemas.microsoft.com/office/drawing/2016/5/11/chartex" xmlns:cx6="http://schemas.microsoft.com/office/drawing/2016/5/12/chartex" xmlns:cx7="http://schemas.microsoft.com/office/drawing/2016/5/13/chartex" xmlns:cx8="http://schemas.microsoft.com/office/drawing/2016/5/14/chartex" xmlns:mc="http://schemas.openxmlformats.org/markup-compatibility/2006" xmlns:aink="http://schemas.microsoft.com/office/drawing/2016/ink" xmlns:am3d="http://schemas.microsoft.com/office/drawing/2017/model3d" xmlns:o="urn:schemas-microsoft-com:office:office" xmlns:oel="http://schemas.microsoft.com/office/2019/extlst" xmlns:r="http://schemas.openxmlformats.org/officeDocument/2006/relationships" xmlns:m="http://schemas.openxmlformats.org/officeDocument/2006/math" xmlns:v="urn:schemas-microsoft-com:vml" xmlns:wp14="http://schemas.microsoft.com/office/word/2010/wordprocessingDrawing" xmlns:wp="http://schemas.openxmlformats.org/drawingml/2006/wordprocessingDrawing" xmlns:w10="urn:schemas-microsoft-com:office:word" xmlns:w="http://schemas.openxmlformats.org/wordprocessingml/2006/main" xmlns:w14="http://schemas.microsoft.com/office/word/2010/wordml" xmlns:w15="http://schemas.microsoft.com/office/word/2012/wordml" xmlns:w16cex="http://schemas.microsoft.com/office/word/2018/wordml/cex" xmlns:w16cid="http://schemas.microsoft.com/office/word/2016/wordml/cid" xmlns:w16="http://schemas.microsoft.com/office/word/2018/wordml" xmlns:w16du="http://schemas.microsoft.com/office/word/2023/wordml/word16du" xmlns:w16sdtdh="http://schemas.microsoft.com/office/word/2020/wordml/sdtdatahash" xmlns:w16sdtfl="http://schemas.microsoft.com/office/word/2024/wordml/sdtformatlock" xmlns:w16se="http://schemas.microsoft.com/office/word/2015/wordml/symex" xmlns:wpg="http://schemas.microsoft.com/office/word/2010/wordprocessingGroup" xmlns:wpi="http://schemas.microsoft.com/office/word/2010/wordprocessingInk" xmlns:wne="http://schemas.microsoft.com/office/word/2006/wordml" xmlns:wps="http://schemas.microsoft.com/office/word/2010/wordprocessingShape" mc:Ignorable="w14 w15 w16se w16cid w16 w16cex w16sdtdh w16sdtfl w16du wp14">
   <w:p>
     <w:pPr>
       <w:spacing w:after="0" w:line="259" w:lineRule="auto"/>
@@ -8393,7 +8515,7 @@
 </file>
 
 <file path=word/header3.xml><?xml version="1.0" encoding="utf-8"?>
-<w:hdr xmlns:wpc="http://schemas.microsoft.com/office/word/2010/wordprocessingCanvas" xmlns:cx="http://schemas.microsoft.com/office/drawing/2014/chartex" xmlns:cx1="http://schemas.microsoft.com/office/drawing/2015/9/8/chartex" xmlns:cx2="http://schemas.microsoft.com/office/drawing/2015/10/21/chartex" xmlns:cx3="http://schemas.microsoft.com/office/drawing/2016/5/9/chartex" xmlns:cx4="http://schemas.microsoft.com/office/drawing/2016/5/10/chartex" xmlns:cx5="http://schemas.microsoft.com/office/drawing/2016/5/11/chartex" xmlns:cx6="http://schemas.microsoft.com/office/drawing/2016/5/12/chartex" xmlns:cx7="http://schemas.microsoft.com/office/drawing/2016/5/13/chartex" xmlns:cx8="http://schemas.microsoft.com/office/drawing/2016/5/14/chartex" xmlns:mc="http://schemas.openxmlformats.org/markup-compatibility/2006" xmlns:aink="http://schemas.microsoft.com/office/drawing/2016/ink" xmlns:am3d="http://schemas.microsoft.com/office/drawing/2017/model3d" xmlns:o="urn:schemas-microsoft-com:office:office" xmlns:oel="http://schemas.microsoft.com/office/2019/extlst" xmlns:r="http://schemas.openxmlformats.org/officeDocument/2006/relationships" xmlns:m="http://schemas.openxmlformats.org/officeDocument/2006/math" xmlns:v="urn:schemas-microsoft-com:vml" xmlns:wp14="http://schemas.microsoft.com/office/word/2010/wordprocessingDrawing" xmlns:wp="http://schemas.openxmlformats.org/drawingml/2006/wordprocessingDrawing" xmlns:w10="urn:schemas-microsoft-com:office:word" xmlns:w="http://schemas.openxmlformats.org/wordprocessingml/2006/main" xmlns:w14="http://schemas.microsoft.com/office/word/2010/wordml" xmlns:w15="http://schemas.microsoft.com/office/word/2012/wordml" xmlns:w16cei="http://schemas.microsoft.com/office/word/2026/wordml/cei" xmlns:w16cex="http://schemas.microsoft.com/office/word/2018/wordml/cex" xmlns:w16cid="http://schemas.microsoft.com/office/word/2016/wordml/cid" xmlns:w16="http://schemas.microsoft.com/office/word/2018/wordml" xmlns:w16du="http://schemas.microsoft.com/office/word/2023/wordml/word16du" xmlns:w16sdtdh="http://schemas.microsoft.com/office/word/2020/wordml/sdtdatahash" xmlns:w16sdtfl="http://schemas.microsoft.com/office/word/2024/wordml/sdtformatlock" xmlns:w16se="http://schemas.microsoft.com/office/word/2015/wordml/symex" xmlns:wpg="http://schemas.microsoft.com/office/word/2010/wordprocessingGroup" xmlns:wpi="http://schemas.microsoft.com/office/word/2010/wordprocessingInk" xmlns:wne="http://schemas.microsoft.com/office/word/2006/wordml" xmlns:wps="http://schemas.microsoft.com/office/word/2010/wordprocessingShape" mc:Ignorable="w14 w15 w16se w16cid w16 w16cex w16sdtdh w16sdtfl w16du wp14">
+<w:hdr xmlns:wpc="http://schemas.microsoft.com/office/word/2010/wordprocessingCanvas" xmlns:cx="http://schemas.microsoft.com/office/drawing/2014/chartex" xmlns:cx1="http://schemas.microsoft.com/office/drawing/2015/9/8/chartex" xmlns:cx2="http://schemas.microsoft.com/office/drawing/2015/10/21/chartex" xmlns:cx3="http://schemas.microsoft.com/office/drawing/2016/5/9/chartex" xmlns:cx4="http://schemas.microsoft.com/office/drawing/2016/5/10/chartex" xmlns:cx5="http://schemas.microsoft.com/office/drawing/2016/5/11/chartex" xmlns:cx6="http://schemas.microsoft.com/office/drawing/2016/5/12/chartex" xmlns:cx7="http://schemas.microsoft.com/office/drawing/2016/5/13/chartex" xmlns:cx8="http://schemas.microsoft.com/office/drawing/2016/5/14/chartex" xmlns:mc="http://schemas.openxmlformats.org/markup-compatibility/2006" xmlns:aink="http://schemas.microsoft.com/office/drawing/2016/ink" xmlns:am3d="http://schemas.microsoft.com/office/drawing/2017/model3d" xmlns:o="urn:schemas-microsoft-com:office:office" xmlns:oel="http://schemas.microsoft.com/office/2019/extlst" xmlns:r="http://schemas.openxmlformats.org/officeDocument/2006/relationships" xmlns:m="http://schemas.openxmlformats.org/officeDocument/2006/math" xmlns:v="urn:schemas-microsoft-com:vml" xmlns:wp14="http://schemas.microsoft.com/office/word/2010/wordprocessingDrawing" xmlns:wp="http://schemas.openxmlformats.org/drawingml/2006/wordprocessingDrawing" xmlns:w10="urn:schemas-microsoft-com:office:word" xmlns:w="http://schemas.openxmlformats.org/wordprocessingml/2006/main" xmlns:w14="http://schemas.microsoft.com/office/word/2010/wordml" xmlns:w15="http://schemas.microsoft.com/office/word/2012/wordml" xmlns:w16cex="http://schemas.microsoft.com/office/word/2018/wordml/cex" xmlns:w16cid="http://schemas.microsoft.com/office/word/2016/wordml/cid" xmlns:w16="http://schemas.microsoft.com/office/word/2018/wordml" xmlns:w16du="http://schemas.microsoft.com/office/word/2023/wordml/word16du" xmlns:w16sdtdh="http://schemas.microsoft.com/office/word/2020/wordml/sdtdatahash" xmlns:w16sdtfl="http://schemas.microsoft.com/office/word/2024/wordml/sdtformatlock" xmlns:w16se="http://schemas.microsoft.com/office/word/2015/wordml/symex" xmlns:wpg="http://schemas.microsoft.com/office/word/2010/wordprocessingGroup" xmlns:wpi="http://schemas.microsoft.com/office/word/2010/wordprocessingInk" xmlns:wne="http://schemas.microsoft.com/office/word/2006/wordml" xmlns:wps="http://schemas.microsoft.com/office/word/2010/wordprocessingShape" mc:Ignorable="w14 w15 w16se w16cid w16 w16cex w16sdtdh w16sdtfl w16du wp14">
   <w:p>
     <w:pPr>
       <w:spacing w:after="0" w:line="259" w:lineRule="auto"/>
@@ -8450,7 +8572,7 @@
 </file>
 
 <file path=word/numbering.xml><?xml version="1.0" encoding="utf-8"?>
-<w:numbering xmlns:wpc="http://schemas.microsoft.com/office/word/2010/wordprocessingCanvas" xmlns:cx="http://schemas.microsoft.com/office/drawing/2014/chartex" xmlns:cx1="http://schemas.microsoft.com/office/drawing/2015/9/8/chartex" xmlns:cx2="http://schemas.microsoft.com/office/drawing/2015/10/21/chartex" xmlns:cx3="http://schemas.microsoft.com/office/drawing/2016/5/9/chartex" xmlns:cx4="http://schemas.microsoft.com/office/drawing/2016/5/10/chartex" xmlns:cx5="http://schemas.microsoft.com/office/drawing/2016/5/11/chartex" xmlns:cx6="http://schemas.microsoft.com/office/drawing/2016/5/12/chartex" xmlns:cx7="http://schemas.microsoft.com/office/drawing/2016/5/13/chartex" xmlns:cx8="http://schemas.microsoft.com/office/drawing/2016/5/14/chartex" xmlns:mc="http://schemas.openxmlformats.org/markup-compatibility/2006" xmlns:aink="http://schemas.microsoft.com/office/drawing/2016/ink" xmlns:am3d="http://schemas.microsoft.com/office/drawing/2017/model3d" xmlns:o="urn:schemas-microsoft-com:office:office" xmlns:oel="http://schemas.microsoft.com/office/2019/extlst" xmlns:r="http://schemas.openxmlformats.org/officeDocument/2006/relationships" xmlns:m="http://schemas.openxmlformats.org/officeDocument/2006/math" xmlns:v="urn:schemas-microsoft-com:vml" xmlns:wp14="http://schemas.microsoft.com/office/word/2010/wordprocessingDrawing" xmlns:wp="http://schemas.openxmlformats.org/drawingml/2006/wordprocessingDrawing" xmlns:w10="urn:schemas-microsoft-com:office:word" xmlns:w="http://schemas.openxmlformats.org/wordprocessingml/2006/main" xmlns:w14="http://schemas.microsoft.com/office/word/2010/wordml" xmlns:w15="http://schemas.microsoft.com/office/word/2012/wordml" xmlns:w16cei="http://schemas.microsoft.com/office/word/2026/wordml/cei" xmlns:w16cex="http://schemas.microsoft.com/office/word/2018/wordml/cex" xmlns:w16cid="http://schemas.microsoft.com/office/word/2016/wordml/cid" xmlns:w16="http://schemas.microsoft.com/office/word/2018/wordml" xmlns:w16du="http://schemas.microsoft.com/office/word/2023/wordml/word16du" xmlns:w16sdtdh="http://schemas.microsoft.com/office/word/2020/wordml/sdtdatahash" xmlns:w16sdtfl="http://schemas.microsoft.com/office/word/2024/wordml/sdtformatlock" xmlns:w16se="http://schemas.microsoft.com/office/word/2015/wordml/symex" xmlns:wpg="http://schemas.microsoft.com/office/word/2010/wordprocessingGroup" xmlns:wpi="http://schemas.microsoft.com/office/word/2010/wordprocessingInk" xmlns:wne="http://schemas.microsoft.com/office/word/2006/wordml" xmlns:wps="http://schemas.microsoft.com/office/word/2010/wordprocessingShape" mc:Ignorable="w14 w15 w16se w16cid w16 w16cex w16sdtdh w16sdtfl w16du wp14">
+<w:numbering xmlns:wpc="http://schemas.microsoft.com/office/word/2010/wordprocessingCanvas" xmlns:cx="http://schemas.microsoft.com/office/drawing/2014/chartex" xmlns:cx1="http://schemas.microsoft.com/office/drawing/2015/9/8/chartex" xmlns:cx2="http://schemas.microsoft.com/office/drawing/2015/10/21/chartex" xmlns:cx3="http://schemas.microsoft.com/office/drawing/2016/5/9/chartex" xmlns:cx4="http://schemas.microsoft.com/office/drawing/2016/5/10/chartex" xmlns:cx5="http://schemas.microsoft.com/office/drawing/2016/5/11/chartex" xmlns:cx6="http://schemas.microsoft.com/office/drawing/2016/5/12/chartex" xmlns:cx7="http://schemas.microsoft.com/office/drawing/2016/5/13/chartex" xmlns:cx8="http://schemas.microsoft.com/office/drawing/2016/5/14/chartex" xmlns:mc="http://schemas.openxmlformats.org/markup-compatibility/2006" xmlns:aink="http://schemas.microsoft.com/office/drawing/2016/ink" xmlns:am3d="http://schemas.microsoft.com/office/drawing/2017/model3d" xmlns:o="urn:schemas-microsoft-com:office:office" xmlns:oel="http://schemas.microsoft.com/office/2019/extlst" xmlns:r="http://schemas.openxmlformats.org/officeDocument/2006/relationships" xmlns:m="http://schemas.openxmlformats.org/officeDocument/2006/math" xmlns:v="urn:schemas-microsoft-com:vml" xmlns:wp14="http://schemas.microsoft.com/office/word/2010/wordprocessingDrawing" xmlns:wp="http://schemas.openxmlformats.org/drawingml/2006/wordprocessingDrawing" xmlns:w10="urn:schemas-microsoft-com:office:word" xmlns:w="http://schemas.openxmlformats.org/wordprocessingml/2006/main" xmlns:w14="http://schemas.microsoft.com/office/word/2010/wordml" xmlns:w15="http://schemas.microsoft.com/office/word/2012/wordml" xmlns:w16cex="http://schemas.microsoft.com/office/word/2018/wordml/cex" xmlns:w16cid="http://schemas.microsoft.com/office/word/2016/wordml/cid" xmlns:w16="http://schemas.microsoft.com/office/word/2018/wordml" xmlns:w16du="http://schemas.microsoft.com/office/word/2023/wordml/word16du" xmlns:w16sdtdh="http://schemas.microsoft.com/office/word/2020/wordml/sdtdatahash" xmlns:w16sdtfl="http://schemas.microsoft.com/office/word/2024/wordml/sdtformatlock" xmlns:w16se="http://schemas.microsoft.com/office/word/2015/wordml/symex" xmlns:wpg="http://schemas.microsoft.com/office/word/2010/wordprocessingGroup" xmlns:wpi="http://schemas.microsoft.com/office/word/2010/wordprocessingInk" xmlns:wne="http://schemas.microsoft.com/office/word/2006/wordml" xmlns:wps="http://schemas.microsoft.com/office/word/2010/wordprocessingShape" mc:Ignorable="w14 w15 w16se w16cid w16 w16cex w16sdtdh w16sdtfl w16du wp14">
   <w:abstractNum w:abstractNumId="0" w15:restartNumberingAfterBreak="0">
     <w:nsid w:val="00531572"/>
     <w:multiLevelType w:val="hybridMultilevel"/>
